--- a/zhs/docx/054.content.docx
+++ b/zhs/docx/054.content.docx
@@ -19,7 +19,7 @@
         <w:rPr>
           <w:lang w:val="zh_CN" w:bidi="zh_CN"/>
         </w:rPr>
-        <w:t>Resource: 关键词 (SRV)</w:t>
+        <w:t>Resource: Familiarization, Internalization, Articulation (Fia) Terms</w:t>
       </w:r>
       <w:r>
         <w:rPr>
@@ -39,58 +39,101 @@
           <w:b/>
           <w:lang w:val="zh_CN" w:bidi="zh_CN"/>
         </w:rPr>
-        <w:t>Familiarization, Internalization, Articulation (FIA) Key Terms</w:t>
+        <w:t>Familiarization, Internalization, Articulation (Fia) Terms</w:t>
       </w:r>
       <w:r>
         <w:rPr>
           <w:lang w:val="zh_CN" w:bidi="zh_CN"/>
         </w:rPr>
-        <w:t xml:space="preserve"> © 2023 SRV Partners Released under CC BY-SA 4.0 license. </w:t>
+        <w:t xml:space="preserve"> (Chinese (Simplified)) is based on: </w:t>
       </w:r>
       <w:r>
         <w:rPr>
           <w:lang w:val="zh_CN" w:bidi="zh_CN"/>
         </w:rPr>
-        <w:t>Familiarization, Internalization, Articulation (FIA) Key Terms</w:t>
+        <w:t>Familiarization, Internalization, Articulation (Fia) Terms</w:t>
       </w:r>
       <w:r>
         <w:rPr>
           <w:lang w:val="zh_CN" w:bidi="zh_CN"/>
         </w:rPr>
-        <w:t xml:space="preserve"> has been adapted in the following languages Tok Pisin, عربي, Français, हिंदी, Bahasa Indonesia, Português, Русский, Español, Kiswahili, 简体中文 from </w:t>
-      </w:r>
+        <w:t xml:space="preserve">, </w:t>
+      </w:r>
+      <w:hyperlink r:id="rId13">
+        <w:r>
+          <w:rPr>
+            <w:lang w:val="zh_CN" w:bidi="zh_CN"/>
+          </w:rPr>
+          <w:rPr>
+            <w:color w:val="0000EE"/>
+            <w:u w:val="single"/>
+          </w:rPr>
+          <w:t>SRV Partners</w:t>
+        </w:r>
+      </w:hyperlink>
       <w:r>
         <w:rPr>
           <w:lang w:val="zh_CN" w:bidi="zh_CN"/>
         </w:rPr>
-        <w:t>Familiarization, Internalization, Articulation (FIA)</w:t>
-      </w:r>
+        <w:t xml:space="preserve">, 2023, which is licensed under a </w:t>
+      </w:r>
+      <w:hyperlink r:id="rId14">
+        <w:r>
+          <w:rPr>
+            <w:lang w:val="zh_CN" w:bidi="zh_CN"/>
+          </w:rPr>
+          <w:rPr>
+            <w:color w:val="0000EE"/>
+            <w:u w:val="single"/>
+          </w:rPr>
+          <w:t>CC BY-SA 4.0 license</w:t>
+        </w:r>
+      </w:hyperlink>
       <w:r>
         <w:rPr>
           <w:lang w:val="zh_CN" w:bidi="zh_CN"/>
         </w:rPr>
-        <w:t xml:space="preserve"> © 2023 SRV Partners. Released under CC BY-SA 4.0 license by Mission Mutual</w:t>
+        <w:t>.</w:t>
       </w:r>
       <w:r>
         <w:rPr>
           <w:lang w:val="zh_CN" w:bidi="zh_CN"/>
         </w:rPr>
       </w:r>
+    </w:p>
+    <w:p>
+      <w:pPr/>
       <w:r>
         <w:rPr>
           <w:lang w:val="zh_CN" w:bidi="zh_CN"/>
         </w:rPr>
       </w:r>
-    </w:p>
-    <w:p>
-      <w:pPr>
-        <w:pStyle w:val="Heading1"/>
-      </w:pPr>
       <w:r>
         <w:rPr>
           <w:lang w:val="zh_CN" w:bidi="zh_CN"/>
         </w:rPr>
-        <w:t>关键词 (SRV)</w:t>
+        <w:t>This PDF version is provided under the same license.</w:t>
+      </w:r>
+      <w:r>
+        <w:rPr>
+          <w:lang w:val="zh_CN" w:bidi="zh_CN"/>
+        </w:rPr>
+      </w:r>
+      <w:r>
+        <w:rPr>
+          <w:lang w:val="zh_CN" w:bidi="zh_CN"/>
+        </w:rPr>
+      </w:r>
+    </w:p>
+    <w:p>
+      <w:pPr>
+        <w:pStyle w:val="Heading1"/>
+      </w:pPr>
+      <w:r>
+        <w:rPr>
+          <w:lang w:val="zh_CN" w:bidi="zh_CN"/>
+        </w:rPr>
+        <w:t>Familiarization, Internalization, Articulation (Fia) Terms</w:t>
       </w:r>
     </w:p>
     <w:p>
@@ -224,12 +267,18 @@
         </w:rPr>
         <w:t>的人就有权利和能力做出决定和判断。 最高的权柄属于神。 神可以将权柄授予其他人，让他们代表祂作决定或判断。 神经常会表明祂已将权柄赐给人，也赐给他们能力去行</w:t>
       </w:r>
-      <w:r>
-        <w:rPr>
-          <w:lang w:val="zh_CN" w:bidi="zh_CN"/>
-        </w:rPr>
-        <w:t>神迹</w:t>
-      </w:r>
+      <w:hyperlink r:id="rId15">
+        <w:r>
+          <w:rPr>
+            <w:lang w:val="zh_CN" w:bidi="zh_CN"/>
+          </w:rPr>
+          <w:rPr>
+            <w:color w:val="0000EE"/>
+            <w:u w:val="single"/>
+          </w:rPr>
+          <w:t>神迹</w:t>
+        </w:r>
+      </w:hyperlink>
       <w:r>
         <w:rPr>
           <w:lang w:val="zh_CN" w:bidi="zh_CN"/>
@@ -250,12 +299,18 @@
         </w:rPr>
         <w:t>耶稣拥有权柄，因为祂是</w:t>
       </w:r>
-      <w:r>
-        <w:rPr>
-          <w:lang w:val="zh_CN" w:bidi="zh_CN"/>
-        </w:rPr>
-        <w:t>王</w:t>
-      </w:r>
+      <w:hyperlink r:id="rId16">
+        <w:r>
+          <w:rPr>
+            <w:lang w:val="zh_CN" w:bidi="zh_CN"/>
+          </w:rPr>
+          <w:rPr>
+            <w:color w:val="0000EE"/>
+            <w:u w:val="single"/>
+          </w:rPr>
+          <w:t>王</w:t>
+        </w:r>
+      </w:hyperlink>
       <w:r>
         <w:rPr>
           <w:lang w:val="zh_CN" w:bidi="zh_CN"/>
@@ -270,24 +325,36 @@
           <w:lang w:val="zh_CN" w:bidi="zh_CN"/>
         </w:rPr>
       </w:r>
-      <w:r>
-        <w:rPr>
-          <w:lang w:val="zh_CN" w:bidi="zh_CN"/>
-        </w:rPr>
-        <w:t>使徒</w:t>
-      </w:r>
+      <w:hyperlink r:id="rId17">
+        <w:r>
+          <w:rPr>
+            <w:lang w:val="zh_CN" w:bidi="zh_CN"/>
+          </w:rPr>
+          <w:rPr>
+            <w:color w:val="0000EE"/>
+            <w:u w:val="single"/>
+          </w:rPr>
+          <w:t>使徒</w:t>
+        </w:r>
+      </w:hyperlink>
       <w:r>
         <w:rPr>
           <w:lang w:val="zh_CN" w:bidi="zh_CN"/>
         </w:rPr>
         <w:t>在</w:t>
       </w:r>
-      <w:r>
-        <w:rPr>
-          <w:lang w:val="zh_CN" w:bidi="zh_CN"/>
-        </w:rPr>
-        <w:t>教会</w:t>
-      </w:r>
+      <w:hyperlink r:id="rId18">
+        <w:r>
+          <w:rPr>
+            <w:lang w:val="zh_CN" w:bidi="zh_CN"/>
+          </w:rPr>
+          <w:rPr>
+            <w:color w:val="0000EE"/>
+            <w:u w:val="single"/>
+          </w:rPr>
+          <w:t>教会</w:t>
+        </w:r>
+      </w:hyperlink>
       <w:r>
         <w:rPr>
           <w:lang w:val="zh_CN" w:bidi="zh_CN"/>
@@ -307,6 +374,77 @@
           <w:lang w:val="zh_CN" w:bidi="zh_CN"/>
         </w:rPr>
         <w:t>圣经拥有权柄，因为神藉著圣经向人们说话。 这意味着人们必须聆听神藉著圣经告诉他们的话。</w:t>
+      </w:r>
+      <w:r>
+        <w:rPr>
+          <w:lang w:val="zh_CN" w:bidi="zh_CN"/>
+        </w:rPr>
+      </w:r>
+      <w:r>
+        <w:rPr>
+          <w:lang w:val="zh_CN" w:bidi="zh_CN"/>
+        </w:rPr>
+      </w:r>
+    </w:p>
+    <w:p>
+      <w:pPr/>
+      <w:r>
+        <w:rPr>
+          <w:lang w:val="zh_CN" w:bidi="zh_CN"/>
+        </w:rPr>
+      </w:r>
+    </w:p>
+    <w:p>
+      <w:pPr>
+        <w:pStyle w:val="Heading2"/>
+      </w:pPr>
+      <w:r>
+        <w:rPr>
+          <w:lang w:val="zh_CN" w:bidi="zh_CN"/>
+        </w:rPr>
+        <w:t>权柄</w:t>
+      </w:r>
+      <w:r>
+        <w:rPr>
+          <w:lang w:val="zh_CN" w:bidi="zh_CN"/>
+        </w:rPr>
+      </w:r>
+    </w:p>
+    <w:p>
+      <w:pPr>
+        <w:pStyle w:val="Heading4"/>
+      </w:pPr>
+      <w:r>
+        <w:rPr>
+          <w:lang w:val="zh_CN" w:bidi="zh_CN"/>
+        </w:rPr>
+        <w:t>Audio Content</w:t>
+      </w:r>
+    </w:p>
+    <w:p>
+      <w:pPr/>
+      <w:r>
+        <w:rPr>
+          <w:lang w:val="zh_CN" w:bidi="zh_CN"/>
+        </w:rPr>
+      </w:r>
+      <w:hyperlink r:id="rId19">
+        <w:r>
+          <w:rPr>
+            <w:lang w:val="zh_CN" w:bidi="zh_CN"/>
+          </w:rPr>
+          <w:rPr>
+            <w:color w:val="0000EE"/>
+            <w:u w:val="single"/>
+          </w:rPr>
+          <w:t>mp3 file</w:t>
+        </w:r>
+      </w:hyperlink>
+      <w:r>
+        <w:rPr>
+          <w:lang w:val="zh_CN" w:bidi="zh_CN"/>
+        </w:rPr>
+        <w:t xml:space="preserve"> (None KB)</w:t>
       </w:r>
       <w:r>
         <w:rPr>

--- a/zhs/docx/054.content.docx
+++ b/zhs/docx/054.content.docx
@@ -39,80 +39,37 @@
           <w:b/>
           <w:lang w:val="zh_CN" w:bidi="zh_CN"/>
         </w:rPr>
-        <w:t>Familiarization, Internalization, Articulation (Fia) Terms</w:t>
+        <w:t>Familiarization, Internalization, Articulation (FIA) Key Terms</w:t>
       </w:r>
       <w:r>
         <w:rPr>
           <w:lang w:val="zh_CN" w:bidi="zh_CN"/>
         </w:rPr>
-        <w:t xml:space="preserve"> (Chinese (Simplified)) is based on: </w:t>
+        <w:t xml:space="preserve"> © 2023 SRV Partners Released under CC BY-SA 4.0 license. </w:t>
       </w:r>
       <w:r>
         <w:rPr>
           <w:lang w:val="zh_CN" w:bidi="zh_CN"/>
         </w:rPr>
-        <w:t>Familiarization, Internalization, Articulation (Fia) Terms</w:t>
+        <w:t>Familiarization, Internalization, Articulation (FIA) Key Terms</w:t>
       </w:r>
       <w:r>
         <w:rPr>
           <w:lang w:val="zh_CN" w:bidi="zh_CN"/>
         </w:rPr>
-        <w:t xml:space="preserve">, </w:t>
-      </w:r>
-      <w:hyperlink r:id="rId13">
-        <w:r>
-          <w:rPr>
-            <w:lang w:val="zh_CN" w:bidi="zh_CN"/>
-          </w:rPr>
-          <w:rPr>
-            <w:color w:val="0000EE"/>
-            <w:u w:val="single"/>
-          </w:rPr>
-          <w:t>SRV Partners</w:t>
-        </w:r>
-      </w:hyperlink>
-      <w:r>
-        <w:rPr>
-          <w:lang w:val="zh_CN" w:bidi="zh_CN"/>
-        </w:rPr>
-        <w:t xml:space="preserve">, 2023, which is licensed under a </w:t>
-      </w:r>
-      <w:hyperlink r:id="rId14">
-        <w:r>
-          <w:rPr>
-            <w:lang w:val="zh_CN" w:bidi="zh_CN"/>
-          </w:rPr>
-          <w:rPr>
-            <w:color w:val="0000EE"/>
-            <w:u w:val="single"/>
-          </w:rPr>
-          <w:t>CC BY-SA 4.0 license</w:t>
-        </w:r>
-      </w:hyperlink>
-      <w:r>
-        <w:rPr>
-          <w:lang w:val="zh_CN" w:bidi="zh_CN"/>
-        </w:rPr>
-        <w:t>.</w:t>
+        <w:t xml:space="preserve"> has been adapted in the following languages Tok Pisin, عربي, Français, हिंदी, Bahasa Indonesia, Português, Русский, Español, Kiswahili, 简体中文 from </w:t>
       </w:r>
       <w:r>
         <w:rPr>
           <w:lang w:val="zh_CN" w:bidi="zh_CN"/>
         </w:rPr>
-      </w:r>
-    </w:p>
-    <w:p>
-      <w:pPr/>
-      <w:r>
-        <w:rPr>
-          <w:lang w:val="zh_CN" w:bidi="zh_CN"/>
-        </w:rPr>
+        <w:t>Familiarization, Internalization, Articulation (FIA)</w:t>
       </w:r>
       <w:r>
         <w:rPr>
           <w:lang w:val="zh_CN" w:bidi="zh_CN"/>
         </w:rPr>
-        <w:t>This PDF version is provided under the same license.</w:t>
+        <w:t xml:space="preserve"> © 2023 SRV Partners. Released under CC BY-SA 4.0 license by Mission Mutual</w:t>
       </w:r>
       <w:r>
         <w:rPr>
@@ -267,7 +224,7 @@
         </w:rPr>
         <w:t>的人就有权利和能力做出决定和判断。 最高的权柄属于神。 神可以将权柄授予其他人，让他们代表祂作决定或判断。 神经常会表明祂已将权柄赐给人，也赐给他们能力去行</w:t>
       </w:r>
-      <w:hyperlink r:id="rId15">
+      <w:hyperlink r:id="rId13">
         <w:r>
           <w:rPr>
             <w:lang w:val="zh_CN" w:bidi="zh_CN"/>
@@ -299,7 +256,7 @@
         </w:rPr>
         <w:t>耶稣拥有权柄，因为祂是</w:t>
       </w:r>
-      <w:hyperlink r:id="rId16">
+      <w:hyperlink r:id="rId14">
         <w:r>
           <w:rPr>
             <w:lang w:val="zh_CN" w:bidi="zh_CN"/>
@@ -325,7 +282,7 @@
           <w:lang w:val="zh_CN" w:bidi="zh_CN"/>
         </w:rPr>
       </w:r>
-      <w:hyperlink r:id="rId17">
+      <w:hyperlink r:id="rId15">
         <w:r>
           <w:rPr>
             <w:lang w:val="zh_CN" w:bidi="zh_CN"/>
@@ -343,7 +300,7 @@
         </w:rPr>
         <w:t>在</w:t>
       </w:r>
-      <w:hyperlink r:id="rId18">
+      <w:hyperlink r:id="rId16">
         <w:r>
           <w:rPr>
             <w:lang w:val="zh_CN" w:bidi="zh_CN"/>
@@ -428,7 +385,7 @@
           <w:lang w:val="zh_CN" w:bidi="zh_CN"/>
         </w:rPr>
       </w:r>
-      <w:hyperlink r:id="rId19">
+      <w:hyperlink r:id="rId17">
         <w:r>
           <w:rPr>
             <w:lang w:val="zh_CN" w:bidi="zh_CN"/>

--- a/zhs/docx/054.content.docx
+++ b/zhs/docx/054.content.docx
@@ -45,7 +45,7 @@
         <w:rPr>
           <w:lang w:val="zh_CN" w:bidi="zh_CN"/>
         </w:rPr>
-        <w:t xml:space="preserve"> © 2023 SRV Partners Released under CC BY-SA 4.0 license. </w:t>
+        <w:t xml:space="preserve"> © 2025 Word Collective Released under CC BY-SA 4.0 license. </w:t>
       </w:r>
       <w:r>
         <w:rPr>
@@ -69,7 +69,7 @@
         <w:rPr>
           <w:lang w:val="zh_CN" w:bidi="zh_CN"/>
         </w:rPr>
-        <w:t xml:space="preserve"> © 2023 SRV Partners. Released under CC BY-SA 4.0 license by Mission Mutual</w:t>
+        <w:t xml:space="preserve"> © 2025 Word Collective. Released under CC BY-SA 4.0 license by Mission Mutual</w:t>
       </w:r>
       <w:r>
         <w:rPr>
